--- a/public/templates/bc-medicals/quotation/BID FORM 2.docx
+++ b/public/templates/bc-medicals/quotation/BID FORM 2.docx
@@ -776,7 +776,7 @@
                 <w:color w:val="000000" w:themeColor="text1"/>
                 <w:spacing w:val="1"/>
               </w:rPr>
-              <w:t>9</w:t>
+              <w:t>{{dateDay}}</w:t>
             </w:r>
             <w:r>
               <w:rPr>
@@ -785,7 +785,7 @@
                 <w:spacing w:val="1"/>
                 <w:vertAlign w:val="superscript"/>
               </w:rPr>
-              <w:t>th</w:t>
+              <w:t>{{daySuffix}}</w:t>
             </w:r>
             <w:r>
               <w:rPr>
@@ -801,7 +801,7 @@
                 <w:color w:val="000000" w:themeColor="text1"/>
                 <w:spacing w:val="1"/>
               </w:rPr>
-              <w:t>February, 2026</w:t>
+              <w:t>{{dateMonth}}, {{dateYear}}</w:t>
             </w:r>
           </w:p>
         </w:tc>
@@ -903,7 +903,7 @@
           <w:sz w:val="24"/>
           <w:szCs w:val="24"/>
         </w:rPr>
-        <w:t>My Ref: GHS/RHB/26/AW/PQ/NM/1Q</w:t>
+        <w:t>My Ref: {{sqNumber}}</w:t>
       </w:r>
     </w:p>
     <w:p>
@@ -919,21 +919,21 @@
           <w:b/>
           <w:color w:val="auto"/>
         </w:rPr>
-        <w:t xml:space="preserve">BOLGATANGA </w:t>
+        <w:t xml:space="preserve">{{hospitalName}}</w:t>
       </w:r>
       <w:r>
         <w:rPr>
           <w:b/>
           <w:color w:val="auto"/>
         </w:rPr>
-        <w:t>REGIONAL</w:t>
+        <w:t/>
       </w:r>
       <w:r>
         <w:rPr>
           <w:b/>
           <w:color w:val="auto"/>
         </w:rPr>
-        <w:t xml:space="preserve"> HOSPITAL </w:t>
+        <w:t xml:space="preserve"/>
       </w:r>
     </w:p>
     <w:p>
@@ -949,7 +949,7 @@
           <w:b/>
           <w:color w:val="auto"/>
         </w:rPr>
-        <w:t>P.</w:t>
+        <w:t>{{hospitalAddress}}</w:t>
       </w:r>
       <w:r>
         <w:rPr>
@@ -963,7 +963,7 @@
           <w:b/>
           <w:color w:val="auto"/>
         </w:rPr>
-        <w:t>O.</w:t>
+        <w:t/>
       </w:r>
       <w:r>
         <w:rPr>
@@ -977,21 +977,21 @@
           <w:b/>
           <w:color w:val="auto"/>
         </w:rPr>
-        <w:t xml:space="preserve">BOX </w:t>
+        <w:t xml:space="preserve"/>
       </w:r>
       <w:r>
         <w:rPr>
           <w:b/>
           <w:color w:val="auto"/>
         </w:rPr>
-        <w:t>2</w:t>
+        <w:t/>
       </w:r>
       <w:r>
         <w:rPr>
           <w:b/>
           <w:color w:val="auto"/>
         </w:rPr>
-        <w:t xml:space="preserve">6, </w:t>
+        <w:t xml:space="preserve"/>
       </w:r>
     </w:p>
     <w:p>
@@ -1007,14 +1007,14 @@
           <w:b/>
           <w:color w:val="auto"/>
         </w:rPr>
-        <w:t>BOLGATANGA</w:t>
+        <w:t/>
       </w:r>
       <w:r>
         <w:rPr>
           <w:b/>
           <w:color w:val="auto"/>
         </w:rPr>
-        <w:t xml:space="preserve">, </w:t>
+        <w:t xml:space="preserve"/>
       </w:r>
     </w:p>
     <w:p>
@@ -1030,7 +1030,7 @@
           <w:b/>
           <w:color w:val="auto"/>
         </w:rPr>
-        <w:t>UPPER EAST REGION</w:t>
+        <w:t/>
       </w:r>
     </w:p>
     <w:p>
@@ -1105,7 +1105,7 @@
           <w:sz w:val="24"/>
           <w:szCs w:val="24"/>
         </w:rPr>
-        <w:t>supply, delivery of non-medicines consumables</w:t>
+        <w:t>{{titleTitle}}</w:t>
       </w:r>
       <w:r>
         <w:rPr>
@@ -1131,7 +1131,7 @@
           <w:sz w:val="24"/>
           <w:szCs w:val="24"/>
         </w:rPr>
-        <w:t xml:space="preserve">ONE MILLION, SEVEN HUNDRED AND </w:t>
+        <w:t xml:space="preserve">{{grandTotalWords}}</w:t>
       </w:r>
       <w:r>
         <w:rPr>
@@ -1141,7 +1141,7 @@
           <w:sz w:val="24"/>
           <w:szCs w:val="24"/>
         </w:rPr>
-        <w:t>FIFTY</w:t>
+        <w:t/>
       </w:r>
       <w:r>
         <w:rPr>
@@ -1151,7 +1151,7 @@
           <w:sz w:val="24"/>
           <w:szCs w:val="24"/>
         </w:rPr>
-        <w:t>-</w:t>
+        <w:t/>
       </w:r>
       <w:r>
         <w:rPr>
@@ -1161,7 +1161,7 @@
           <w:sz w:val="24"/>
           <w:szCs w:val="24"/>
         </w:rPr>
-        <w:t>EIGHT</w:t>
+        <w:t/>
       </w:r>
       <w:r>
         <w:rPr>
@@ -1171,7 +1171,7 @@
           <w:sz w:val="24"/>
           <w:szCs w:val="24"/>
         </w:rPr>
-        <w:t xml:space="preserve"> THOUSAND, TWO HUNDRED AND FORTY GHANA CEDIS ONLY.</w:t>
+        <w:t xml:space="preserve"/>
       </w:r>
       <w:r>
         <w:rPr>
@@ -1181,7 +1181,7 @@
           <w:sz w:val="24"/>
           <w:szCs w:val="24"/>
         </w:rPr>
-        <w:t>GHANA CEDIS</w:t>
+        <w:t/>
       </w:r>
       <w:r>
         <w:rPr>
@@ -1191,7 +1191,7 @@
           <w:sz w:val="24"/>
           <w:szCs w:val="24"/>
         </w:rPr>
-        <w:t xml:space="preserve"> </w:t>
+        <w:t xml:space="preserve"/>
       </w:r>
       <w:r>
         <w:rPr>
@@ -1201,7 +1201,7 @@
           <w:sz w:val="24"/>
           <w:szCs w:val="24"/>
         </w:rPr>
-        <w:t>ONLY. (GH¢</w:t>
+        <w:t xml:space="preserve">. (GH¢ </w:t>
       </w:r>
       <w:r>
         <w:rPr>
@@ -1211,7 +1211,7 @@
           <w:sz w:val="24"/>
           <w:szCs w:val="24"/>
         </w:rPr>
-        <w:t xml:space="preserve"> </w:t>
+        <w:t xml:space="preserve"/>
       </w:r>
       <w:r>
         <w:rPr>
@@ -1221,7 +1221,7 @@
           <w:sz w:val="24"/>
           <w:szCs w:val="24"/>
         </w:rPr>
-        <w:t>1,758,240.00</w:t>
+        <w:t>{{grandTotal}}</w:t>
       </w:r>
       <w:r>
         <w:rPr>
@@ -1374,7 +1374,7 @@
           <w:szCs w:val="24"/>
         </w:rPr>
         <w:tab/>
-        <w:t xml:space="preserve">                    NON-MEDICINES CONSUMABLES</w:t>
+        <w:t xml:space="preserve">{{itemNameUpper}}</w:t>
       </w:r>
       <w:r>
         <w:rPr>
@@ -1395,7 +1395,7 @@
           <w:sz w:val="24"/>
           <w:szCs w:val="24"/>
         </w:rPr>
-        <w:t>1,758,240.00</w:t>
+        <w:t>{{grandTotal}}</w:t>
       </w:r>
     </w:p>
     <w:p>
@@ -1460,7 +1460,7 @@
           <w:sz w:val="24"/>
           <w:szCs w:val="24"/>
         </w:rPr>
-        <w:t>1,758,240.00</w:t>
+        <w:t>{{grandTotal}}</w:t>
       </w:r>
     </w:p>
     <w:p>
